--- a/docs/micro-book/mpe/email-boas-vindas-2026-04-22.docx
+++ b/docs/micro-book/mpe/email-boas-vindas-2026-04-22.docx
@@ -214,7 +214,7 @@
           <w:i w:val="0"/>
           <w:sz w:val="20"/>
         </w:rPr>
-        <w:t>Mpe</w:t>
+        <w:t>Mpe2026-</w:t>
       </w:r>
       <w:r>
         <w:rPr>
@@ -284,7 +284,7 @@
           <w:b/>
           <w:sz w:val="20"/>
         </w:rPr>
-        <w:t>Mpejoao.silva</w:t>
+        <w:t>Mpe2026-joao.silva</w:t>
       </w:r>
       <w:r>
         <w:rPr>
